--- a/小波变换参考书/小波分析与应用/第三章/离散小波变换.docx
+++ b/小波变换参考书/小波分析与应用/第三章/离散小波变换.docx
@@ -33,10 +33,10 @@
             <v:path o:extrusionok="f" gradientshapeok="t" o:connecttype="rect"/>
             <o:lock v:ext="edit" aspectratio="t"/>
           </v:shapetype>
-          <v:shape id="_x0000_i1030" type="#_x0000_t75" style="width:68.25pt;height:20.25pt" o:ole="">
+          <v:shape id="_x0000_i1025" type="#_x0000_t75" style="width:68.25pt;height:20.25pt" o:ole="">
             <v:imagedata r:id="rId6" o:title=""/>
           </v:shape>
-          <o:OLEObject Type="Embed" ProgID="Equation.DSMT4" ShapeID="_x0000_i1030" DrawAspect="Content" ObjectID="_1672492083" r:id="rId7"/>
+          <o:OLEObject Type="Embed" ProgID="Equation.DSMT4" ShapeID="_x0000_i1025" DrawAspect="Content" ObjectID="_1672561199" r:id="rId7"/>
         </w:object>
       </w:r>
       <w:r>
@@ -50,10 +50,10 @@
           <w:position w:val="-12"/>
         </w:rPr>
         <w:object w:dxaOrig="639" w:dyaOrig="360" w14:anchorId="468F45E5">
-          <v:shape id="_x0000_i1033" type="#_x0000_t75" style="width:32.25pt;height:18pt" o:ole="">
+          <v:shape id="_x0000_i1026" type="#_x0000_t75" style="width:32.25pt;height:18pt" o:ole="">
             <v:imagedata r:id="rId8" o:title=""/>
           </v:shape>
-          <o:OLEObject Type="Embed" ProgID="Equation.DSMT4" ShapeID="_x0000_i1033" DrawAspect="Content" ObjectID="_1672492084" r:id="rId9"/>
+          <o:OLEObject Type="Embed" ProgID="Equation.DSMT4" ShapeID="_x0000_i1026" DrawAspect="Content" ObjectID="_1672561200" r:id="rId9"/>
         </w:object>
       </w:r>
       <w:r>
@@ -69,46 +69,7 @@
         <w:rPr>
           <w:rFonts w:hint="eastAsia"/>
         </w:rPr>
-        <w:t>，</w:t>
-      </w:r>
-      <w:r>
-        <w:rPr>
-          <w:rFonts w:hint="eastAsia"/>
-        </w:rPr>
-        <w:t>离散化后的小波函数为</w:t>
-      </w:r>
-    </w:p>
-    <w:p>
-      <w:pPr>
-        <w:pStyle w:val="MTDisplayEquation"/>
-        <w:rPr>
-          <w:rFonts w:hint="eastAsia"/>
-        </w:rPr>
-      </w:pPr>
-      <w:r>
-        <w:tab/>
-      </w:r>
-      <w:r>
-        <w:rPr>
-          <w:position w:val="-16"/>
-        </w:rPr>
-        <w:object w:dxaOrig="3180" w:dyaOrig="580" w14:anchorId="4FDB4BA0">
-          <v:shape id="_x0000_i1035" type="#_x0000_t75" style="width:159pt;height:29.25pt" o:ole="">
-            <v:imagedata r:id="rId10" o:title=""/>
-          </v:shape>
-          <o:OLEObject Type="Embed" ProgID="Equation.DSMT4" ShapeID="_x0000_i1035" DrawAspect="Content" ObjectID="_1672492085" r:id="rId11"/>
-        </w:object>
-      </w:r>
-      <w:r>
-        <w:t xml:space="preserve"> </w:t>
-      </w:r>
-    </w:p>
-    <w:p>
-      <w:r>
-        <w:rPr>
-          <w:rFonts w:hint="eastAsia"/>
-        </w:rPr>
-        <w:t>离散小波变换</w:t>
+        <w:t>，离散化后的小波函数为</w:t>
       </w:r>
     </w:p>
     <w:p>
@@ -122,23 +83,48 @@
         <w:rPr>
           <w:position w:val="-18"/>
         </w:rPr>
-        <w:object w:dxaOrig="2760" w:dyaOrig="460" w14:anchorId="503EB3F5">
-          <v:shape id="_x0000_i1040" type="#_x0000_t75" style="width:138pt;height:23.25pt" o:ole="">
-            <v:imagedata r:id="rId12" o:title=""/>
+        <w:object w:dxaOrig="4440" w:dyaOrig="600" w14:anchorId="4FDB4BA0">
+          <v:shape id="_x0000_i1032" type="#_x0000_t75" style="width:222pt;height:30pt" o:ole="">
+            <v:imagedata r:id="rId10" o:title=""/>
           </v:shape>
-          <o:OLEObject Type="Embed" ProgID="Equation.DSMT4" ShapeID="_x0000_i1040" DrawAspect="Content" ObjectID="_1672492086" r:id="rId13"/>
+          <o:OLEObject Type="Embed" ProgID="Equation.DSMT4" ShapeID="_x0000_i1032" DrawAspect="Content" ObjectID="_1672561201" r:id="rId11"/>
         </w:object>
       </w:r>
       <w:r>
         <w:t xml:space="preserve"> </w:t>
+      </w:r>
+    </w:p>
+    <w:p>
+      <w:r>
+        <w:rPr>
+          <w:rFonts w:hint="eastAsia"/>
+        </w:rPr>
+        <w:t>离散小波变换</w:t>
       </w:r>
     </w:p>
     <w:p>
       <w:pPr>
+        <w:pStyle w:val="MTDisplayEquation"/>
+      </w:pPr>
+      <w:r>
+        <w:tab/>
+      </w:r>
+      <w:r>
         <w:rPr>
-          <w:rFonts w:hint="eastAsia"/>
+          <w:position w:val="-18"/>
         </w:rPr>
-      </w:pPr>
+        <w:object w:dxaOrig="2760" w:dyaOrig="460" w14:anchorId="503EB3F5">
+          <v:shape id="_x0000_i1028" type="#_x0000_t75" style="width:138pt;height:23.25pt" o:ole="">
+            <v:imagedata r:id="rId12" o:title=""/>
+          </v:shape>
+          <o:OLEObject Type="Embed" ProgID="Equation.DSMT4" ShapeID="_x0000_i1028" DrawAspect="Content" ObjectID="_1672561202" r:id="rId13"/>
+        </w:object>
+      </w:r>
+      <w:r>
+        <w:t xml:space="preserve"> </w:t>
+      </w:r>
+    </w:p>
+    <w:p>
       <w:r>
         <w:t xml:space="preserve"> </w:t>
       </w:r>
